--- a/templates/working/Договор_о_конвертации.docx
+++ b/templates/working/Договор_о_конвертации.docx
@@ -54,8 +54,9 @@
     </w:p>
     <w:p>
       <w:pPr>
-        <w:rPr>
-          <w:b/>
+        <w:ind w:firstLine="567"/>
+        <w:rPr>
+          <w:bCs/>
           <w:sz w:val="24"/>
           <w:szCs w:val="24"/>
         </w:rPr>
@@ -105,7 +106,7 @@
       <w:proofErr w:type="gramStart"/>
       <w:r>
         <w:rPr>
-          <w:b/>
+          <w:bCs/>
           <w:sz w:val="24"/>
           <w:szCs w:val="24"/>
         </w:rPr>
@@ -398,6 +399,13 @@
           <w:sz w:val="24"/>
           <w:szCs w:val="24"/>
         </w:rPr>
+        <w:t>г.</w:t>
+      </w:r>
+      <w:r>
+        <w:rPr>
+          <w:sz w:val="24"/>
+          <w:szCs w:val="24"/>
+        </w:rPr>
         <w:t xml:space="preserve"> </w:t>
       </w:r>
       <w:r>
@@ -556,21 +564,13 @@
         </w:rPr>
         <w:t>{{</w:t>
       </w:r>
+      <w:proofErr w:type="spellStart"/>
       <w:r>
         <w:rPr>
           <w:sz w:val="24"/>
           <w:szCs w:val="24"/>
           <w:lang w:eastAsia="ru-RU"/>
         </w:rPr>
-        <w:t xml:space="preserve"> </w:t>
-      </w:r>
-      <w:proofErr w:type="spellStart"/>
-      <w:r>
-        <w:rPr>
-          <w:sz w:val="24"/>
-          <w:szCs w:val="24"/>
-          <w:lang w:eastAsia="ru-RU"/>
-        </w:rPr>
         <w:t>seller</w:t>
       </w:r>
       <w:r>
@@ -646,7 +646,21 @@
           <w:sz w:val="24"/>
           <w:szCs w:val="24"/>
         </w:rPr>
-        <w:t>}} {{</w:t>
+        <w:t>}}</w:t>
+      </w:r>
+      <w:r>
+        <w:rPr>
+          <w:sz w:val="24"/>
+          <w:szCs w:val="24"/>
+        </w:rPr>
+        <w:t>г.</w:t>
+      </w:r>
+      <w:r>
+        <w:rPr>
+          <w:sz w:val="24"/>
+          <w:szCs w:val="24"/>
+        </w:rPr>
+        <w:t xml:space="preserve"> {{</w:t>
       </w:r>
       <w:proofErr w:type="spellStart"/>
       <w:r>
@@ -761,7 +775,23 @@
           <w:szCs w:val="24"/>
           <w:lang w:eastAsia="ru-RU"/>
         </w:rPr>
-        <w:t>}}г</w:t>
+        <w:t>}}</w:t>
+      </w:r>
+      <w:r>
+        <w:rPr>
+          <w:sz w:val="24"/>
+          <w:szCs w:val="24"/>
+          <w:lang w:val="ru-RU" w:eastAsia="ru-RU"/>
+        </w:rPr>
+        <w:t xml:space="preserve"> </w:t>
+      </w:r>
+      <w:r>
+        <w:rPr>
+          <w:sz w:val="24"/>
+          <w:szCs w:val="24"/>
+          <w:lang w:eastAsia="ru-RU"/>
+        </w:rPr>
+        <w:t>г</w:t>
       </w:r>
       <w:r>
         <w:rPr>
@@ -1365,21 +1395,46 @@
           <w:sz w:val="24"/>
           <w:lang w:val="ru-RU"/>
         </w:rPr>
-        <w:t>32200</w:t>
-      </w:r>
-      <w:r>
-        <w:rPr>
-          <w:sz w:val="24"/>
-          <w:lang w:val="ru-RU"/>
-        </w:rPr>
-        <w:t xml:space="preserve"> (</w:t>
-      </w:r>
-      <w:r>
-        <w:rPr>
-          <w:sz w:val="24"/>
-          <w:lang w:val="ru-RU"/>
-        </w:rPr>
-        <w:t xml:space="preserve">Тридцать две тысячи </w:t>
+        <w:t>{{</w:t>
+      </w:r>
+      <w:proofErr w:type="gramStart"/>
+      <w:r>
+        <w:rPr>
+          <w:sz w:val="24"/>
+          <w:lang w:val="en-US"/>
+        </w:rPr>
+        <w:t>property</w:t>
+      </w:r>
+      <w:r>
+        <w:rPr>
+          <w:sz w:val="24"/>
+          <w:lang w:val="ru-RU"/>
+        </w:rPr>
+        <w:t>.</w:t>
+      </w:r>
+      <w:proofErr w:type="spellStart"/>
+      <w:r>
+        <w:rPr>
+          <w:sz w:val="24"/>
+          <w:lang w:val="ru-RU"/>
+        </w:rPr>
+        <w:t>remainderUSD</w:t>
+      </w:r>
+      <w:proofErr w:type="spellEnd"/>
+      <w:proofErr w:type="gramEnd"/>
+      <w:r>
+        <w:rPr>
+          <w:sz w:val="24"/>
+          <w:lang w:val="ru-RU"/>
+        </w:rPr>
+        <w:t xml:space="preserve">}} </w:t>
+      </w:r>
+      <w:r>
+        <w:rPr>
+          <w:sz w:val="24"/>
+          <w:lang w:val="ru-RU"/>
+        </w:rPr>
+        <w:t>(</w:t>
       </w:r>
       <w:bookmarkEnd w:id="3"/>
       <w:r>
@@ -1387,19 +1442,43 @@
           <w:sz w:val="24"/>
           <w:lang w:val="ru-RU"/>
         </w:rPr>
-        <w:t>двести</w:t>
-      </w:r>
-      <w:r>
-        <w:rPr>
-          <w:sz w:val="24"/>
-        </w:rPr>
-        <w:t>) долларов</w:t>
-      </w:r>
-      <w:r>
-        <w:rPr>
-          <w:sz w:val="24"/>
-        </w:rPr>
-        <w:t xml:space="preserve"> США, переводимой банком-кредитором в белорусских рублях на текущий (расчетный) счет Продавца, открытый в </w:t>
+        <w:t>{{</w:t>
+      </w:r>
+      <w:r>
+        <w:rPr>
+          <w:sz w:val="24"/>
+          <w:lang w:val="en-US"/>
+        </w:rPr>
+        <w:t>property</w:t>
+      </w:r>
+      <w:r>
+        <w:rPr>
+          <w:sz w:val="24"/>
+          <w:lang w:val="ru-RU"/>
+        </w:rPr>
+        <w:t>.</w:t>
+      </w:r>
+      <w:proofErr w:type="spellStart"/>
+      <w:r>
+        <w:rPr>
+          <w:sz w:val="24"/>
+          <w:lang w:val="ru-RU"/>
+        </w:rPr>
+        <w:t>remainderUSDWords</w:t>
+      </w:r>
+      <w:proofErr w:type="spellEnd"/>
+      <w:r>
+        <w:rPr>
+          <w:sz w:val="24"/>
+          <w:lang w:val="ru-RU"/>
+        </w:rPr>
+        <w:t>}})</w:t>
+      </w:r>
+      <w:r>
+        <w:rPr>
+          <w:sz w:val="24"/>
+        </w:rPr>
+        <w:t xml:space="preserve">, переводимой банком-кредитором в белорусских рублях на текущий (расчетный) счет Продавца, открытый в </w:t>
       </w:r>
       <w:r>
         <w:rPr>
@@ -1492,28 +1571,44 @@
       <w:r>
         <w:rPr>
           <w:sz w:val="24"/>
-          <w:lang w:val="ru-RU"/>
-        </w:rPr>
-        <w:t xml:space="preserve">32200 (Тридцать две тысячи </w:t>
-      </w:r>
-      <w:r>
-        <w:rPr>
-          <w:sz w:val="24"/>
-          <w:lang w:val="ru-RU"/>
-        </w:rPr>
-        <w:t>двести</w:t>
-      </w:r>
-      <w:r>
-        <w:rPr>
-          <w:sz w:val="24"/>
-        </w:rPr>
-        <w:t>) долларов</w:t>
-      </w:r>
-      <w:r>
-        <w:rPr>
-          <w:sz w:val="24"/>
-        </w:rPr>
-        <w:t xml:space="preserve"> США наличными за сумму, поступившую на текущий (расчетный) счет Продавца. </w:t>
+        </w:rPr>
+        <w:t>{{</w:t>
+      </w:r>
+      <w:proofErr w:type="spellStart"/>
+      <w:proofErr w:type="gramStart"/>
+      <w:r>
+        <w:rPr>
+          <w:sz w:val="24"/>
+        </w:rPr>
+        <w:t>property.remainderUSD</w:t>
+      </w:r>
+      <w:proofErr w:type="spellEnd"/>
+      <w:proofErr w:type="gramEnd"/>
+      <w:r>
+        <w:rPr>
+          <w:sz w:val="24"/>
+        </w:rPr>
+        <w:t>}} ({{</w:t>
+      </w:r>
+      <w:proofErr w:type="spellStart"/>
+      <w:r>
+        <w:rPr>
+          <w:sz w:val="24"/>
+        </w:rPr>
+        <w:t>property.remainderUSDWords</w:t>
+      </w:r>
+      <w:proofErr w:type="spellEnd"/>
+      <w:r>
+        <w:rPr>
+          <w:sz w:val="24"/>
+        </w:rPr>
+        <w:t xml:space="preserve">}}) </w:t>
+      </w:r>
+      <w:r>
+        <w:rPr>
+          <w:sz w:val="24"/>
+        </w:rPr>
+        <w:t xml:space="preserve">наличными за сумму, поступившую на текущий (расчетный) счет Продавца. </w:t>
       </w:r>
     </w:p>
     <w:p>
@@ -1540,26 +1635,89 @@
           <w:sz w:val="24"/>
           <w:lang w:val="ru-RU"/>
         </w:rPr>
-        <w:t xml:space="preserve">32200 (Тридцать две тысячи </w:t>
-      </w:r>
-      <w:r>
-        <w:rPr>
-          <w:sz w:val="24"/>
-          <w:lang w:val="ru-RU"/>
-        </w:rPr>
-        <w:t>двести</w:t>
-      </w:r>
-      <w:r>
-        <w:rPr>
-          <w:sz w:val="24"/>
-        </w:rPr>
-        <w:t>) долларов</w:t>
-      </w:r>
-      <w:r>
-        <w:rPr>
-          <w:sz w:val="24"/>
-        </w:rPr>
-        <w:t xml:space="preserve"> США наличными и дополнительных расходов, связанных этой покупкой (в т.ч. расходов, связанных со снятием денег со счета), Покупатель обязуется доплатить недостающую сумму наличными деньгами.</w:t>
+        <w:t>{{</w:t>
+      </w:r>
+      <w:proofErr w:type="gramStart"/>
+      <w:r>
+        <w:rPr>
+          <w:sz w:val="24"/>
+          <w:lang w:val="en-US"/>
+        </w:rPr>
+        <w:t>property</w:t>
+      </w:r>
+      <w:r>
+        <w:rPr>
+          <w:sz w:val="24"/>
+          <w:lang w:val="ru-RU"/>
+        </w:rPr>
+        <w:t>.</w:t>
+      </w:r>
+      <w:proofErr w:type="spellStart"/>
+      <w:r>
+        <w:rPr>
+          <w:sz w:val="24"/>
+          <w:lang w:val="ru-RU"/>
+        </w:rPr>
+        <w:t>remainderUSD</w:t>
+      </w:r>
+      <w:proofErr w:type="spellEnd"/>
+      <w:proofErr w:type="gramEnd"/>
+      <w:r>
+        <w:rPr>
+          <w:sz w:val="24"/>
+          <w:lang w:val="ru-RU"/>
+        </w:rPr>
+        <w:t xml:space="preserve">}} </w:t>
+      </w:r>
+      <w:r>
+        <w:rPr>
+          <w:sz w:val="24"/>
+          <w:lang w:val="ru-RU"/>
+        </w:rPr>
+        <w:t>(</w:t>
+      </w:r>
+      <w:r>
+        <w:rPr>
+          <w:sz w:val="24"/>
+          <w:lang w:val="ru-RU"/>
+        </w:rPr>
+        <w:t>{{</w:t>
+      </w:r>
+      <w:r>
+        <w:rPr>
+          <w:sz w:val="24"/>
+          <w:lang w:val="en-US"/>
+        </w:rPr>
+        <w:t>property</w:t>
+      </w:r>
+      <w:r>
+        <w:rPr>
+          <w:sz w:val="24"/>
+          <w:lang w:val="ru-RU"/>
+        </w:rPr>
+        <w:t>.</w:t>
+      </w:r>
+      <w:proofErr w:type="spellStart"/>
+      <w:r>
+        <w:rPr>
+          <w:sz w:val="24"/>
+          <w:lang w:val="ru-RU"/>
+        </w:rPr>
+        <w:t>remainderUSDWords</w:t>
+      </w:r>
+      <w:proofErr w:type="spellEnd"/>
+      <w:r>
+        <w:rPr>
+          <w:sz w:val="24"/>
+          <w:lang w:val="ru-RU"/>
+        </w:rPr>
+        <w:t xml:space="preserve">}}) </w:t>
+      </w:r>
+      <w:r>
+        <w:rPr>
+          <w:sz w:val="24"/>
+        </w:rPr>
+        <w:t>наличными и дополнительных расходов, связанных этой покупкой (в т.ч. расходов, связанных со снятием денег со счета), Покупатель обязуется доплатить недостающую сумму наличными деньгами.</w:t>
       </w:r>
     </w:p>
     <w:p>
@@ -1586,26 +1744,89 @@
           <w:sz w:val="24"/>
           <w:lang w:val="ru-RU"/>
         </w:rPr>
-        <w:t xml:space="preserve">32200 (Тридцать две тысячи </w:t>
-      </w:r>
-      <w:r>
-        <w:rPr>
-          <w:sz w:val="24"/>
-          <w:lang w:val="ru-RU"/>
-        </w:rPr>
-        <w:t>двести</w:t>
-      </w:r>
-      <w:r>
-        <w:rPr>
-          <w:sz w:val="24"/>
-        </w:rPr>
-        <w:t>) долларов</w:t>
-      </w:r>
-      <w:r>
-        <w:rPr>
-          <w:sz w:val="24"/>
-        </w:rPr>
-        <w:t xml:space="preserve"> США и дополнительных расходов, связанных этой покупкой (в т.ч. расходов, связанный со снятием денег со счета), Продавец обязуется вернуть Покупателю излишек наличными деньгами.</w:t>
+        <w:t>{{</w:t>
+      </w:r>
+      <w:proofErr w:type="gramStart"/>
+      <w:r>
+        <w:rPr>
+          <w:sz w:val="24"/>
+          <w:lang w:val="en-US"/>
+        </w:rPr>
+        <w:t>property</w:t>
+      </w:r>
+      <w:r>
+        <w:rPr>
+          <w:sz w:val="24"/>
+          <w:lang w:val="ru-RU"/>
+        </w:rPr>
+        <w:t>.</w:t>
+      </w:r>
+      <w:proofErr w:type="spellStart"/>
+      <w:r>
+        <w:rPr>
+          <w:sz w:val="24"/>
+          <w:lang w:val="ru-RU"/>
+        </w:rPr>
+        <w:t>remainderUSD</w:t>
+      </w:r>
+      <w:proofErr w:type="spellEnd"/>
+      <w:proofErr w:type="gramEnd"/>
+      <w:r>
+        <w:rPr>
+          <w:sz w:val="24"/>
+          <w:lang w:val="ru-RU"/>
+        </w:rPr>
+        <w:t xml:space="preserve">}} </w:t>
+      </w:r>
+      <w:r>
+        <w:rPr>
+          <w:sz w:val="24"/>
+          <w:lang w:val="ru-RU"/>
+        </w:rPr>
+        <w:t>(</w:t>
+      </w:r>
+      <w:r>
+        <w:rPr>
+          <w:sz w:val="24"/>
+          <w:lang w:val="ru-RU"/>
+        </w:rPr>
+        <w:t>{{</w:t>
+      </w:r>
+      <w:r>
+        <w:rPr>
+          <w:sz w:val="24"/>
+          <w:lang w:val="en-US"/>
+        </w:rPr>
+        <w:t>property</w:t>
+      </w:r>
+      <w:r>
+        <w:rPr>
+          <w:sz w:val="24"/>
+          <w:lang w:val="ru-RU"/>
+        </w:rPr>
+        <w:t>.</w:t>
+      </w:r>
+      <w:proofErr w:type="spellStart"/>
+      <w:r>
+        <w:rPr>
+          <w:sz w:val="24"/>
+          <w:lang w:val="ru-RU"/>
+        </w:rPr>
+        <w:t>remainderUSDWords</w:t>
+      </w:r>
+      <w:proofErr w:type="spellEnd"/>
+      <w:r>
+        <w:rPr>
+          <w:sz w:val="24"/>
+          <w:lang w:val="ru-RU"/>
+        </w:rPr>
+        <w:t xml:space="preserve">}}) </w:t>
+      </w:r>
+      <w:r>
+        <w:rPr>
+          <w:sz w:val="24"/>
+        </w:rPr>
+        <w:t>и дополнительных расходов, связанных этой покупкой (в т.ч. расходов, связанный со снятием денег со счета), Продавец обязуется вернуть Покупателю излишек наличными деньгами.</w:t>
       </w:r>
     </w:p>
     <w:p>
@@ -1801,7 +2022,6 @@
       <w:r>
         <w:rPr>
           <w:sz w:val="24"/>
-          <w:lang w:val="en-US"/>
         </w:rPr>
         <w:t xml:space="preserve"> {{</w:t>
       </w:r>
@@ -1810,23 +2030,14 @@
       <w:r>
         <w:rPr>
           <w:sz w:val="24"/>
-          <w:lang w:val="en-US"/>
-        </w:rPr>
-        <w:t>seller.</w:t>
-      </w:r>
-      <w:r>
-        <w:rPr>
-          <w:sz w:val="24"/>
-          <w:lang w:val="en-US"/>
-        </w:rPr>
-        <w:t>initials</w:t>
+        </w:rPr>
+        <w:t>seller.initials</w:t>
       </w:r>
       <w:proofErr w:type="spellEnd"/>
       <w:proofErr w:type="gramEnd"/>
       <w:r>
         <w:rPr>
           <w:sz w:val="24"/>
-          <w:lang w:val="en-US"/>
         </w:rPr>
         <w:t>}}</w:t>
       </w:r>
@@ -1858,7 +2069,6 @@
       <w:r>
         <w:rPr>
           <w:sz w:val="24"/>
-          <w:lang w:val="en-US"/>
         </w:rPr>
         <w:t>{{</w:t>
       </w:r>
@@ -1866,29 +2076,13 @@
       <w:r>
         <w:rPr>
           <w:sz w:val="24"/>
-          <w:lang w:val="en-US"/>
-        </w:rPr>
-        <w:t>buyer</w:t>
-      </w:r>
-      <w:r>
-        <w:rPr>
-          <w:sz w:val="24"/>
-          <w:lang w:val="en-US"/>
-        </w:rPr>
-        <w:t>.</w:t>
-      </w:r>
-      <w:r>
-        <w:rPr>
-          <w:sz w:val="24"/>
-          <w:lang w:val="en-US"/>
-        </w:rPr>
-        <w:t>initials</w:t>
-      </w:r>
-      <w:proofErr w:type="spellEnd"/>
-      <w:r>
-        <w:rPr>
-          <w:sz w:val="24"/>
-          <w:lang w:val="en-US"/>
+        </w:rPr>
+        <w:t>buyer.initials</w:t>
+      </w:r>
+      <w:proofErr w:type="spellEnd"/>
+      <w:r>
+        <w:rPr>
+          <w:sz w:val="24"/>
         </w:rPr>
         <w:t>}}</w:t>
       </w:r>

--- a/templates/working/Договор_о_конвертации.docx
+++ b/templates/working/Договор_о_конвертации.docx
@@ -214,6 +214,8 @@
       </w:r>
       <w:r>
         <w:rPr>
+          <w:b/>
+          <w:bCs/>
           <w:sz w:val="24"/>
           <w:szCs w:val="24"/>
           <w:lang w:eastAsia="ru-RU"/>
@@ -223,6 +225,8 @@
       <w:proofErr w:type="spellStart"/>
       <w:r>
         <w:rPr>
+          <w:b/>
+          <w:bCs/>
           <w:sz w:val="24"/>
           <w:szCs w:val="24"/>
           <w:lang w:eastAsia="ru-RU"/>
@@ -232,6 +236,8 @@
       <w:proofErr w:type="spellEnd"/>
       <w:r>
         <w:rPr>
+          <w:b/>
+          <w:bCs/>
           <w:sz w:val="24"/>
           <w:szCs w:val="24"/>
           <w:lang w:eastAsia="ru-RU"/>
@@ -286,7 +292,23 @@
           <w:sz w:val="24"/>
           <w:szCs w:val="24"/>
         </w:rPr>
-        <w:t xml:space="preserve"> в дальнейшем «Покупатель»,</w:t>
+        <w:t xml:space="preserve"> в дальнейшем </w:t>
+      </w:r>
+      <w:r>
+        <w:rPr>
+          <w:b/>
+          <w:bCs/>
+          <w:sz w:val="24"/>
+          <w:szCs w:val="24"/>
+        </w:rPr>
+        <w:t>«Покупатель»</w:t>
+      </w:r>
+      <w:r>
+        <w:rPr>
+          <w:sz w:val="24"/>
+          <w:szCs w:val="24"/>
+        </w:rPr>
+        <w:t>,</w:t>
       </w:r>
       <w:r>
         <w:rPr>
@@ -487,6 +509,8 @@
       </w:r>
       <w:r>
         <w:rPr>
+          <w:b/>
+          <w:bCs/>
           <w:sz w:val="24"/>
           <w:szCs w:val="24"/>
           <w:lang w:eastAsia="ru-RU"/>
@@ -496,6 +520,8 @@
       <w:proofErr w:type="spellStart"/>
       <w:r>
         <w:rPr>
+          <w:b/>
+          <w:bCs/>
           <w:sz w:val="24"/>
           <w:szCs w:val="24"/>
           <w:lang w:eastAsia="ru-RU"/>
@@ -505,6 +531,8 @@
       <w:proofErr w:type="spellEnd"/>
       <w:r>
         <w:rPr>
+          <w:b/>
+          <w:bCs/>
           <w:sz w:val="24"/>
           <w:szCs w:val="24"/>
           <w:lang w:eastAsia="ru-RU"/>
@@ -539,7 +567,23 @@
           <w:sz w:val="24"/>
           <w:szCs w:val="24"/>
         </w:rPr>
-        <w:t>) в дальнейшем «Продавец», зарегистрированный(</w:t>
+        <w:t xml:space="preserve">) в дальнейшем </w:t>
+      </w:r>
+      <w:r>
+        <w:rPr>
+          <w:b/>
+          <w:bCs/>
+          <w:sz w:val="24"/>
+          <w:szCs w:val="24"/>
+        </w:rPr>
+        <w:t>«Продавец»</w:t>
+      </w:r>
+      <w:r>
+        <w:rPr>
+          <w:sz w:val="24"/>
+          <w:szCs w:val="24"/>
+        </w:rPr>
+        <w:t>, зарегистрированный(</w:t>
       </w:r>
       <w:proofErr w:type="spellStart"/>
       <w:r>
@@ -1216,6 +1260,7 @@
         <w:ind w:firstLine="567"/>
         <w:rPr>
           <w:sz w:val="24"/>
+          <w:lang w:val="ru-RU"/>
         </w:rPr>
       </w:pPr>
       <w:r>
@@ -1274,7 +1319,21 @@
           <w:sz w:val="24"/>
           <w:lang w:val="ru-RU"/>
         </w:rPr>
-        <w:t>}} {{</w:t>
+        <w:t xml:space="preserve">}} </w:t>
+      </w:r>
+      <w:r>
+        <w:rPr>
+          <w:sz w:val="24"/>
+          <w:lang w:val="ru-RU"/>
+        </w:rPr>
+        <w:t>(</w:t>
+      </w:r>
+      <w:r>
+        <w:rPr>
+          <w:sz w:val="24"/>
+          <w:lang w:val="ru-RU"/>
+        </w:rPr>
+        <w:t>{{</w:t>
       </w:r>
       <w:r>
         <w:rPr>
@@ -1309,6 +1368,22 @@
       <w:r>
         <w:rPr>
           <w:sz w:val="24"/>
+          <w:lang w:val="ru-RU"/>
+        </w:rPr>
+        <w:t xml:space="preserve">) </w:t>
+      </w:r>
+      <w:r>
+        <w:rPr>
+          <w:sz w:val="24"/>
+          <w:szCs w:val="24"/>
+        </w:rPr>
+        <w:t>долларов США</w:t>
+      </w:r>
+      <w:r>
+        <w:rPr>
+          <w:sz w:val="24"/>
+          <w:szCs w:val="24"/>
+          <w:lang w:val="ru-RU"/>
         </w:rPr>
         <w:t>.</w:t>
       </w:r>
@@ -1477,6 +1552,20 @@
       <w:r>
         <w:rPr>
           <w:sz w:val="24"/>
+          <w:lang w:val="ru-RU"/>
+        </w:rPr>
+        <w:t xml:space="preserve"> </w:t>
+      </w:r>
+      <w:r>
+        <w:rPr>
+          <w:sz w:val="24"/>
+          <w:szCs w:val="24"/>
+        </w:rPr>
+        <w:t>долларов США</w:t>
+      </w:r>
+      <w:r>
+        <w:rPr>
+          <w:sz w:val="24"/>
         </w:rPr>
         <w:t xml:space="preserve">, переводимой банком-кредитором в белорусских рублях на текущий (расчетный) счет Продавца, открытый в </w:t>
       </w:r>
@@ -1602,7 +1691,26 @@
         <w:rPr>
           <w:sz w:val="24"/>
         </w:rPr>
-        <w:t xml:space="preserve">}}) </w:t>
+        <w:t>}})</w:t>
+      </w:r>
+      <w:r>
+        <w:rPr>
+          <w:sz w:val="24"/>
+        </w:rPr>
+        <w:t xml:space="preserve"> </w:t>
+      </w:r>
+      <w:r>
+        <w:rPr>
+          <w:sz w:val="24"/>
+          <w:szCs w:val="24"/>
+        </w:rPr>
+        <w:t>долларов США</w:t>
+      </w:r>
+      <w:r>
+        <w:rPr>
+          <w:sz w:val="24"/>
+        </w:rPr>
+        <w:t xml:space="preserve"> </w:t>
       </w:r>
       <w:r>
         <w:rPr>
@@ -1716,6 +1824,20 @@
       <w:r>
         <w:rPr>
           <w:sz w:val="24"/>
+          <w:lang w:val="ru-RU"/>
+        </w:rPr>
+        <w:t xml:space="preserve"> </w:t>
+      </w:r>
+      <w:r>
+        <w:rPr>
+          <w:sz w:val="24"/>
+          <w:szCs w:val="24"/>
+        </w:rPr>
+        <w:t xml:space="preserve">долларов США </w:t>
+      </w:r>
+      <w:r>
+        <w:rPr>
+          <w:sz w:val="24"/>
         </w:rPr>
         <w:t>наличными и дополнительных расходов, связанных этой покупкой (в т.ч. расходов, связанных со снятием денег со счета), Покупатель обязуется доплатить недостающую сумму наличными деньгами.</w:t>
       </w:r>
@@ -1825,6 +1947,13 @@
       <w:r>
         <w:rPr>
           <w:sz w:val="24"/>
+          <w:szCs w:val="24"/>
+        </w:rPr>
+        <w:t xml:space="preserve">долларов США </w:t>
+      </w:r>
+      <w:r>
+        <w:rPr>
+          <w:sz w:val="24"/>
         </w:rPr>
         <w:t>и дополнительных расходов, связанных этой покупкой (в т.ч. расходов, связанный со снятием денег со счета), Продавец обязуется вернуть Покупателю излишек наличными деньгами.</w:t>
       </w:r>
@@ -1895,7 +2024,28 @@
         <w:rPr>
           <w:sz w:val="24"/>
         </w:rPr>
-        <w:t xml:space="preserve"> в ООО «Агентство недвижимости ГермесГрупп», вступает в силу со дня его подписания и действует до полного исполнения сторонами своих обязательств.</w:t>
+        <w:t xml:space="preserve"> в ООО «Агентство недвижимости </w:t>
+      </w:r>
+      <w:proofErr w:type="spellStart"/>
+      <w:r>
+        <w:rPr>
+          <w:sz w:val="24"/>
+        </w:rPr>
+        <w:t>ГермесГ</w:t>
+      </w:r>
+      <w:r>
+        <w:rPr>
+          <w:sz w:val="24"/>
+          <w:lang w:val="ru-RU"/>
+        </w:rPr>
+        <w:t>арант</w:t>
+      </w:r>
+      <w:proofErr w:type="spellEnd"/>
+      <w:r>
+        <w:rPr>
+          <w:sz w:val="24"/>
+        </w:rPr>
+        <w:t>», вступает в силу со дня его подписания и действует до полного исполнения сторонами своих обязательств.</w:t>
       </w:r>
     </w:p>
     <w:p>

--- a/templates/working/Договор_о_конвертации.docx
+++ b/templates/working/Договор_о_конвертации.docx
@@ -1,6 +1,6 @@
 
 <file path=word/document.xml><?xml version="1.0" encoding="utf-8"?>
-<w:document xmlns:wpc="http://schemas.microsoft.com/office/word/2010/wordprocessingCanvas" xmlns:cx="http://schemas.microsoft.com/office/drawing/2014/chartex" xmlns:cx1="http://schemas.microsoft.com/office/drawing/2015/9/8/chartex" xmlns:cx2="http://schemas.microsoft.com/office/drawing/2015/10/21/chartex" xmlns:cx3="http://schemas.microsoft.com/office/drawing/2016/5/9/chartex" xmlns:cx4="http://schemas.microsoft.com/office/drawing/2016/5/10/chartex" xmlns:cx5="http://schemas.microsoft.com/office/drawing/2016/5/11/chartex" xmlns:cx6="http://schemas.microsoft.com/office/drawing/2016/5/12/chartex" xmlns:cx7="http://schemas.microsoft.com/office/drawing/2016/5/13/chartex" xmlns:cx8="http://schemas.microsoft.com/office/drawing/2016/5/14/chartex" xmlns:mc="http://schemas.openxmlformats.org/markup-compatibility/2006" xmlns:aink="http://schemas.microsoft.com/office/drawing/2016/ink" xmlns:am3d="http://schemas.microsoft.com/office/drawing/2017/model3d" xmlns:o="urn:schemas-microsoft-com:office:office" xmlns:r="http://schemas.openxmlformats.org/officeDocument/2006/relationships" xmlns:m="http://schemas.openxmlformats.org/officeDocument/2006/math" xmlns:v="urn:schemas-microsoft-com:vml" xmlns:wp14="http://schemas.microsoft.com/office/word/2010/wordprocessingDrawing" xmlns:wp="http://schemas.openxmlformats.org/drawingml/2006/wordprocessingDrawing" xmlns:w10="urn:schemas-microsoft-com:office:word" xmlns:w="http://schemas.openxmlformats.org/wordprocessingml/2006/main" xmlns:w14="http://schemas.microsoft.com/office/word/2010/wordml" xmlns:w15="http://schemas.microsoft.com/office/word/2012/wordml" xmlns:w16cex="http://schemas.microsoft.com/office/word/2018/wordml/cex" xmlns:w16cid="http://schemas.microsoft.com/office/word/2016/wordml/cid" xmlns:w16="http://schemas.microsoft.com/office/word/2018/wordml" xmlns:w16sdtdh="http://schemas.microsoft.com/office/word/2020/wordml/sdtdatahash" xmlns:w16se="http://schemas.microsoft.com/office/word/2015/wordml/symex" xmlns:wpg="http://schemas.microsoft.com/office/word/2010/wordprocessingGroup" xmlns:wpi="http://schemas.microsoft.com/office/word/2010/wordprocessingInk" xmlns:wne="http://schemas.microsoft.com/office/word/2006/wordml" xmlns:wps="http://schemas.microsoft.com/office/word/2010/wordprocessingShape" mc:Ignorable="w14 w15 w16se w16cid w16 w16cex w16sdtdh wp14">
+<w:document xmlns:wpc="http://schemas.microsoft.com/office/word/2010/wordprocessingCanvas" xmlns:cx="http://schemas.microsoft.com/office/drawing/2014/chartex" xmlns:cx1="http://schemas.microsoft.com/office/drawing/2015/9/8/chartex" xmlns:cx2="http://schemas.microsoft.com/office/drawing/2015/10/21/chartex" xmlns:cx3="http://schemas.microsoft.com/office/drawing/2016/5/9/chartex" xmlns:cx4="http://schemas.microsoft.com/office/drawing/2016/5/10/chartex" xmlns:cx5="http://schemas.microsoft.com/office/drawing/2016/5/11/chartex" xmlns:cx6="http://schemas.microsoft.com/office/drawing/2016/5/12/chartex" xmlns:cx7="http://schemas.microsoft.com/office/drawing/2016/5/13/chartex" xmlns:cx8="http://schemas.microsoft.com/office/drawing/2016/5/14/chartex" xmlns:mc="http://schemas.openxmlformats.org/markup-compatibility/2006" xmlns:aink="http://schemas.microsoft.com/office/drawing/2016/ink" xmlns:am3d="http://schemas.microsoft.com/office/drawing/2017/model3d" xmlns:o="urn:schemas-microsoft-com:office:office" xmlns:oel="http://schemas.microsoft.com/office/2019/extlst" xmlns:r="http://schemas.openxmlformats.org/officeDocument/2006/relationships" xmlns:m="http://schemas.openxmlformats.org/officeDocument/2006/math" xmlns:v="urn:schemas-microsoft-com:vml" xmlns:wp14="http://schemas.microsoft.com/office/word/2010/wordprocessingDrawing" xmlns:wp="http://schemas.openxmlformats.org/drawingml/2006/wordprocessingDrawing" xmlns:w10="urn:schemas-microsoft-com:office:word" xmlns:w="http://schemas.openxmlformats.org/wordprocessingml/2006/main" xmlns:w14="http://schemas.microsoft.com/office/word/2010/wordml" xmlns:w15="http://schemas.microsoft.com/office/word/2012/wordml" xmlns:w16cex="http://schemas.microsoft.com/office/word/2018/wordml/cex" xmlns:w16cid="http://schemas.microsoft.com/office/word/2016/wordml/cid" xmlns:w16="http://schemas.microsoft.com/office/word/2018/wordml" xmlns:w16du="http://schemas.microsoft.com/office/word/2023/wordml/word16du" xmlns:w16sdtdh="http://schemas.microsoft.com/office/word/2020/wordml/sdtdatahash" xmlns:w16sdtfl="http://schemas.microsoft.com/office/word/2024/wordml/sdtformatlock" xmlns:w16se="http://schemas.microsoft.com/office/word/2015/wordml/symex" xmlns:wpg="http://schemas.microsoft.com/office/word/2010/wordprocessingGroup" xmlns:wpi="http://schemas.microsoft.com/office/word/2010/wordprocessingInk" xmlns:wne="http://schemas.microsoft.com/office/word/2006/wordml" xmlns:wps="http://schemas.microsoft.com/office/word/2010/wordprocessingShape" mc:Ignorable="w14 w15 w16se w16cid w16 w16cex w16sdtdh w16sdtfl w16du wp14">
   <w:body>
     <w:p>
       <w:pPr>
@@ -123,6 +123,7 @@
         </w:rPr>
         <w:t>{</w:t>
       </w:r>
+      <w:proofErr w:type="gramStart"/>
       <w:r>
         <w:rPr>
           <w:bCs/>
@@ -159,6 +160,7 @@
         </w:rPr>
         <w:t>}}г</w:t>
       </w:r>
+      <w:proofErr w:type="gramEnd"/>
     </w:p>
     <w:p>
       <w:pPr>
@@ -829,6 +831,7 @@
         </w:rPr>
         <w:t xml:space="preserve"> </w:t>
       </w:r>
+      <w:proofErr w:type="gramStart"/>
       <w:r>
         <w:rPr>
           <w:sz w:val="24"/>
@@ -850,7 +853,15 @@
           <w:sz w:val="24"/>
           <w:szCs w:val="24"/>
         </w:rPr>
-        <w:t xml:space="preserve">Сторонами заключен договор купли-продажи Объекта недвижимого имущества </w:t>
+        <w:t>Сторонами</w:t>
+      </w:r>
+      <w:proofErr w:type="gramEnd"/>
+      <w:r>
+        <w:rPr>
+          <w:sz w:val="24"/>
+          <w:szCs w:val="24"/>
+        </w:rPr>
+        <w:t xml:space="preserve"> заключен договор купли-продажи Объекта недвижимого имущества </w:t>
       </w:r>
       <w:r>
         <w:rPr>
@@ -874,6 +885,7 @@
         <w:t>{{</w:t>
       </w:r>
       <w:proofErr w:type="spellStart"/>
+      <w:proofErr w:type="gramStart"/>
       <w:r>
         <w:rPr>
           <w:sz w:val="24"/>
@@ -882,6 +894,7 @@
         <w:t>property.type</w:t>
       </w:r>
       <w:proofErr w:type="spellEnd"/>
+      <w:proofErr w:type="gramEnd"/>
       <w:r>
         <w:rPr>
           <w:sz w:val="24"/>
@@ -913,6 +926,7 @@
         <w:t xml:space="preserve"> {{</w:t>
       </w:r>
       <w:proofErr w:type="spellStart"/>
+      <w:proofErr w:type="gramStart"/>
       <w:r>
         <w:rPr>
           <w:rFonts w:eastAsia="Calibri"/>
@@ -923,6 +937,7 @@
         <w:t>property.address</w:t>
       </w:r>
       <w:proofErr w:type="spellEnd"/>
+      <w:proofErr w:type="gramEnd"/>
       <w:r>
         <w:rPr>
           <w:rFonts w:eastAsia="Calibri"/>
@@ -958,6 +973,7 @@
         </w:rPr>
         <w:t>{{</w:t>
       </w:r>
+      <w:proofErr w:type="gramStart"/>
       <w:r>
         <w:rPr>
           <w:rFonts w:eastAsia="Calibri"/>
@@ -1005,6 +1021,7 @@
         </w:rPr>
         <w:t xml:space="preserve"> м</w:t>
       </w:r>
+      <w:proofErr w:type="gramEnd"/>
       <w:r>
         <w:rPr>
           <w:rFonts w:eastAsia="Calibri"/>
@@ -1033,6 +1050,7 @@
         </w:rPr>
         <w:t>{{</w:t>
       </w:r>
+      <w:proofErr w:type="gramStart"/>
       <w:r>
         <w:rPr>
           <w:rFonts w:eastAsia="Calibri"/>
@@ -1062,6 +1080,7 @@
         <w:t>areaLiving</w:t>
       </w:r>
       <w:proofErr w:type="spellEnd"/>
+      <w:proofErr w:type="gramEnd"/>
       <w:r>
         <w:rPr>
           <w:rFonts w:eastAsia="Calibri"/>
@@ -1193,6 +1212,7 @@
         </w:rPr>
         <w:t>{{</w:t>
       </w:r>
+      <w:proofErr w:type="gramStart"/>
       <w:r>
         <w:rPr>
           <w:sz w:val="24"/>
@@ -1219,6 +1239,7 @@
         <w:t>priceWordsUSD</w:t>
       </w:r>
       <w:proofErr w:type="spellEnd"/>
+      <w:proofErr w:type="gramEnd"/>
       <w:r>
         <w:rPr>
           <w:sz w:val="24"/>
@@ -1335,6 +1356,7 @@
         </w:rPr>
         <w:t>{{</w:t>
       </w:r>
+      <w:proofErr w:type="gramStart"/>
       <w:r>
         <w:rPr>
           <w:sz w:val="24"/>
@@ -1358,6 +1380,7 @@
         <w:t>amountUSDWords</w:t>
       </w:r>
       <w:proofErr w:type="spellEnd"/>
+      <w:proofErr w:type="gramEnd"/>
       <w:r>
         <w:rPr>
           <w:sz w:val="24"/>
@@ -1435,7 +1458,6 @@
         </w:rPr>
         <w:t>«</w:t>
       </w:r>
-      <w:proofErr w:type="spellStart"/>
       <w:r>
         <w:rPr>
           <w:sz w:val="24"/>
@@ -1450,7 +1472,6 @@
         </w:rPr>
         <w:t>гропромбанк</w:t>
       </w:r>
-      <w:proofErr w:type="spellEnd"/>
       <w:r>
         <w:rPr>
           <w:sz w:val="24"/>
@@ -1472,7 +1493,6 @@
         </w:rPr>
         <w:t>{{</w:t>
       </w:r>
-      <w:proofErr w:type="gramStart"/>
       <w:r>
         <w:rPr>
           <w:sz w:val="24"/>
@@ -1496,7 +1516,6 @@
         <w:t>remainderUSD</w:t>
       </w:r>
       <w:proofErr w:type="spellEnd"/>
-      <w:proofErr w:type="gramEnd"/>
       <w:r>
         <w:rPr>
           <w:sz w:val="24"/>
@@ -1582,7 +1601,6 @@
         </w:rPr>
         <w:t>«</w:t>
       </w:r>
-      <w:proofErr w:type="spellStart"/>
       <w:r>
         <w:rPr>
           <w:sz w:val="24"/>
@@ -1590,7 +1608,6 @@
         </w:rPr>
         <w:t>Белагропромбанк</w:t>
       </w:r>
-      <w:proofErr w:type="spellEnd"/>
       <w:r>
         <w:rPr>
           <w:sz w:val="24"/>
@@ -1636,7 +1653,6 @@
         </w:rPr>
         <w:t>«</w:t>
       </w:r>
-      <w:proofErr w:type="spellStart"/>
       <w:r>
         <w:rPr>
           <w:sz w:val="24"/>
@@ -1644,7 +1660,6 @@
         </w:rPr>
         <w:t>Белагропромбанк</w:t>
       </w:r>
-      <w:proofErr w:type="spellEnd"/>
       <w:r>
         <w:rPr>
           <w:sz w:val="24"/>
@@ -1664,7 +1679,6 @@
         <w:t>{{</w:t>
       </w:r>
       <w:proofErr w:type="spellStart"/>
-      <w:proofErr w:type="gramStart"/>
       <w:r>
         <w:rPr>
           <w:sz w:val="24"/>
@@ -1672,7 +1686,6 @@
         <w:t>property.remainderUSD</w:t>
       </w:r>
       <w:proofErr w:type="spellEnd"/>
-      <w:proofErr w:type="gramEnd"/>
       <w:r>
         <w:rPr>
           <w:sz w:val="24"/>
@@ -1791,6 +1804,7 @@
         </w:rPr>
         <w:t>{{</w:t>
       </w:r>
+      <w:proofErr w:type="gramStart"/>
       <w:r>
         <w:rPr>
           <w:sz w:val="24"/>
@@ -1814,26 +1828,34 @@
         <w:t>remainderUSDWords</w:t>
       </w:r>
       <w:proofErr w:type="spellEnd"/>
-      <w:r>
-        <w:rPr>
-          <w:sz w:val="24"/>
-          <w:lang w:val="ru-RU"/>
-        </w:rPr>
-        <w:t xml:space="preserve">}}) </w:t>
-      </w:r>
-      <w:r>
-        <w:rPr>
-          <w:sz w:val="24"/>
-          <w:lang w:val="ru-RU"/>
-        </w:rPr>
-        <w:t xml:space="preserve"> </w:t>
-      </w:r>
-      <w:r>
-        <w:rPr>
-          <w:sz w:val="24"/>
-          <w:szCs w:val="24"/>
-        </w:rPr>
-        <w:t xml:space="preserve">долларов США </w:t>
+      <w:proofErr w:type="gramEnd"/>
+      <w:r>
+        <w:rPr>
+          <w:sz w:val="24"/>
+          <w:lang w:val="ru-RU"/>
+        </w:rPr>
+        <w:t>}</w:t>
+      </w:r>
+      <w:r>
+        <w:rPr>
+          <w:sz w:val="24"/>
+          <w:lang w:val="ru-RU"/>
+        </w:rPr>
+        <w:t xml:space="preserve">}) </w:t>
+      </w:r>
+      <w:r>
+        <w:rPr>
+          <w:sz w:val="24"/>
+          <w:lang w:val="ru-RU"/>
+        </w:rPr>
+        <w:t>долларов</w:t>
+      </w:r>
+      <w:r>
+        <w:rPr>
+          <w:sz w:val="24"/>
+          <w:szCs w:val="24"/>
+        </w:rPr>
+        <w:t xml:space="preserve"> США </w:t>
       </w:r>
       <w:r>
         <w:rPr>
@@ -1914,6 +1936,7 @@
         </w:rPr>
         <w:t>{{</w:t>
       </w:r>
+      <w:proofErr w:type="gramStart"/>
       <w:r>
         <w:rPr>
           <w:sz w:val="24"/>
@@ -1937,6 +1960,7 @@
         <w:t>remainderUSDWords</w:t>
       </w:r>
       <w:proofErr w:type="spellEnd"/>
+      <w:proofErr w:type="gramEnd"/>
       <w:r>
         <w:rPr>
           <w:sz w:val="24"/>
@@ -2223,6 +2247,7 @@
         <w:t>{{</w:t>
       </w:r>
       <w:proofErr w:type="spellStart"/>
+      <w:proofErr w:type="gramStart"/>
       <w:r>
         <w:rPr>
           <w:sz w:val="24"/>
@@ -2230,6 +2255,7 @@
         <w:t>buyer.initials</w:t>
       </w:r>
       <w:proofErr w:type="spellEnd"/>
+      <w:proofErr w:type="gramEnd"/>
       <w:r>
         <w:rPr>
           <w:sz w:val="24"/>
@@ -2247,7 +2273,7 @@
 </file>
 
 <file path=word/styles.xml><?xml version="1.0" encoding="utf-8"?>
-<w:styles xmlns:mc="http://schemas.openxmlformats.org/markup-compatibility/2006" xmlns:r="http://schemas.openxmlformats.org/officeDocument/2006/relationships" xmlns:w="http://schemas.openxmlformats.org/wordprocessingml/2006/main" xmlns:w14="http://schemas.microsoft.com/office/word/2010/wordml" xmlns:w15="http://schemas.microsoft.com/office/word/2012/wordml" xmlns:w16cex="http://schemas.microsoft.com/office/word/2018/wordml/cex" xmlns:w16cid="http://schemas.microsoft.com/office/word/2016/wordml/cid" xmlns:w16="http://schemas.microsoft.com/office/word/2018/wordml" xmlns:w16sdtdh="http://schemas.microsoft.com/office/word/2020/wordml/sdtdatahash" xmlns:w16se="http://schemas.microsoft.com/office/word/2015/wordml/symex" mc:Ignorable="w14 w15 w16se w16cid w16 w16cex w16sdtdh">
+<w:styles xmlns:mc="http://schemas.openxmlformats.org/markup-compatibility/2006" xmlns:r="http://schemas.openxmlformats.org/officeDocument/2006/relationships" xmlns:w="http://schemas.openxmlformats.org/wordprocessingml/2006/main" xmlns:w14="http://schemas.microsoft.com/office/word/2010/wordml" xmlns:w15="http://schemas.microsoft.com/office/word/2012/wordml" xmlns:w16cex="http://schemas.microsoft.com/office/word/2018/wordml/cex" xmlns:w16cid="http://schemas.microsoft.com/office/word/2016/wordml/cid" xmlns:w16="http://schemas.microsoft.com/office/word/2018/wordml" xmlns:w16du="http://schemas.microsoft.com/office/word/2023/wordml/word16du" xmlns:w16sdtdh="http://schemas.microsoft.com/office/word/2020/wordml/sdtdatahash" xmlns:w16sdtfl="http://schemas.microsoft.com/office/word/2024/wordml/sdtformatlock" xmlns:w16se="http://schemas.microsoft.com/office/word/2015/wordml/symex" mc:Ignorable="w14 w15 w16se w16cid w16 w16cex w16sdtdh w16sdtfl w16du">
   <w:docDefaults>
     <w:rPrDefault>
       <w:rPr>
